--- a/0_dev/0_computer-set-up/Create-New-Branch.docx
+++ b/0_dev/0_computer-set-up/Create-New-Branch.docx
@@ -7,33 +7,31 @@
         <w:pStyle w:val="Heading1"/>
         <w:rPr/>
       </w:pPr>
+      <w:bookmarkStart w:id="0" w:name="create-a-new-branch"/>
       <w:r>
         <w:rPr/>
         <w:t>Create a New Branch</w:t>
       </w:r>
+      <w:bookmarkEnd w:id="0"/>
     </w:p>
     <w:p>
       <w:pPr>
         <w:pStyle w:val="Heading2"/>
         <w:rPr/>
       </w:pPr>
-      <w:bookmarkStart w:id="0" w:name="create-a-new-branch"/>
-      <w:r>
-        <w:rPr/>
-        <w:t>Steps to C</w:t>
-      </w:r>
-      <w:r>
-        <w:rPr/>
-        <w:t>reate a New Branch</w:t>
-      </w:r>
-      <w:bookmarkEnd w:id="0"/>
+      <w:bookmarkStart w:id="1" w:name="steps-to-create-a-new-branch"/>
+      <w:r>
+        <w:rPr/>
+        <w:t>Steps to Create a New Branch</w:t>
+      </w:r>
+      <w:bookmarkEnd w:id="1"/>
     </w:p>
     <w:p>
       <w:pPr>
         <w:pStyle w:val="Normal"/>
         <w:numPr>
           <w:ilvl w:val="0"/>
-          <w:numId w:val="5"/>
+          <w:numId w:val="7"/>
         </w:numPr>
         <w:rPr/>
       </w:pPr>
@@ -127,7 +125,7 @@
         <w:pStyle w:val="Normal"/>
         <w:numPr>
           <w:ilvl w:val="0"/>
-          <w:numId w:val="6"/>
+          <w:numId w:val="8"/>
         </w:numPr>
         <w:rPr/>
       </w:pPr>
@@ -179,40 +177,12 @@
         <w:pStyle w:val="Heading2"/>
         <w:rPr/>
       </w:pPr>
-      <w:bookmarkStart w:id="1" w:name="X1d6f691cfb486e80be5e33f16b979c29b383f26"/>
+      <w:bookmarkStart w:id="2" w:name="X1d6f691cfb486e80be5e33f16b979c29b383f26"/>
       <w:r>
         <w:rPr/>
         <w:t>For Collaborators: Get a Copy of the New Branch on Your Computer</w:t>
       </w:r>
-      <w:bookmarkEnd w:id="1"/>
-    </w:p>
-    <w:p>
-      <w:pPr>
-        <w:pStyle w:val="Normal"/>
-        <w:numPr>
-          <w:ilvl w:val="0"/>
-          <w:numId w:val="7"/>
-        </w:numPr>
-        <w:rPr/>
-      </w:pPr>
-      <w:r>
-        <w:rPr/>
-        <w:t>Open Visual Studio Code and be sure you are in the UVC repo, ideally on the “dev” branch. Hit the sync circle to ensure you have everything pulled down.</w:t>
-      </w:r>
-    </w:p>
-    <w:p>
-      <w:pPr>
-        <w:pStyle w:val="Normal"/>
-        <w:numPr>
-          <w:ilvl w:val="0"/>
-          <w:numId w:val="8"/>
-        </w:numPr>
-        <w:rPr/>
-      </w:pPr>
-      <w:r>
-        <w:rPr/>
-        <w:t>Click the “Source Control” icon on the left side of the screen. It’s three connected circles that branch off from each other.</w:t>
-      </w:r>
+      <w:bookmarkEnd w:id="2"/>
     </w:p>
     <w:p>
       <w:pPr>
@@ -225,7 +195,7 @@
       </w:pPr>
       <w:r>
         <w:rPr/>
-        <w:t>Once the “Source Control” pane is open on the left, you will see that it says “Source Control” at the top of the pane, and right below it “Changes”. On the “Changes” line, go all the way to the right and you will see three dots like this: … Click on those. Note that the “Source Control” line also has three dots on the right. Ignore those.</w:t>
+        <w:t>Open Visual Studio Code and be sure you are in the UVC repo, ideally on the “dev” branch. Hit the sync circle to ensure you have everything pulled down.</w:t>
       </w:r>
     </w:p>
     <w:p>
@@ -239,7 +209,7 @@
       </w:pPr>
       <w:r>
         <w:rPr/>
-        <w:t>Once you click the three dots to the right of “Changes”, you will get a dropdown with a bunch of options. Click “Fetch”. You will now have the new branch on your computer.</w:t>
+        <w:t>Click the “Source Control” icon on the left side of the screen. It’s three connected circles that branch off from each other.</w:t>
       </w:r>
     </w:p>
     <w:p>
@@ -249,12 +219,134 @@
           <w:ilvl w:val="0"/>
           <w:numId w:val="11"/>
         </w:numPr>
-        <w:spacing w:before="144" w:after="144"/>
+        <w:rPr/>
+      </w:pPr>
+      <w:r>
+        <w:rPr/>
+        <w:t>Once the “Source Control” pane is open on the left, you will see that it says “Source Control” at the top of the pane, and right below it “Changes”. On the “Changes” line, go all the way to the right and you will see three dots like this: … Click on those. Note that the “Source Control” line also has three dots on the right. Ignore those.</w:t>
+      </w:r>
+    </w:p>
+    <w:p>
+      <w:pPr>
+        <w:pStyle w:val="Normal"/>
+        <w:numPr>
+          <w:ilvl w:val="0"/>
+          <w:numId w:val="12"/>
+        </w:numPr>
+        <w:rPr/>
+      </w:pPr>
+      <w:r>
+        <w:rPr/>
+        <w:t>Once you click the three dots to the right of “Changes”, you will get a dropdown with a bunch of options. Click “Fetch”. You will now have the new branch on your computer.</w:t>
+      </w:r>
+    </w:p>
+    <w:p>
+      <w:pPr>
+        <w:pStyle w:val="Normal"/>
+        <w:numPr>
+          <w:ilvl w:val="0"/>
+          <w:numId w:val="13"/>
+        </w:numPr>
         <w:rPr/>
       </w:pPr>
       <w:r>
         <w:rPr/>
         <w:t>Click on the branch name in the lower-left hand corner (e.g., dev). Look for the name of the new branch preceded by the word “origin/” (e.g., origin/dev-adrian) and click it. This automatically creates a local version on your computer and switches you to it. From now on, always ensure the lower-left corner shows the name without “origin” so you know you are working on your local copy.</w:t>
+      </w:r>
+    </w:p>
+    <w:p>
+      <w:pPr>
+        <w:pStyle w:val="Heading2"/>
+        <w:rPr/>
+      </w:pPr>
+      <w:bookmarkStart w:id="3" w:name="to-delete-a-branch"/>
+      <w:r>
+        <w:rPr/>
+        <w:t>To Delete a Branch</w:t>
+      </w:r>
+      <w:bookmarkEnd w:id="3"/>
+    </w:p>
+    <w:p>
+      <w:pPr>
+        <w:pStyle w:val="Normal"/>
+        <w:numPr>
+          <w:ilvl w:val="0"/>
+          <w:numId w:val="14"/>
+        </w:numPr>
+        <w:rPr/>
+      </w:pPr>
+      <w:r>
+        <w:rPr/>
+        <w:t>Open terminal in Visual Studio Code.</w:t>
+      </w:r>
+    </w:p>
+    <w:p>
+      <w:pPr>
+        <w:pStyle w:val="Normal"/>
+        <w:numPr>
+          <w:ilvl w:val="0"/>
+          <w:numId w:val="15"/>
+        </w:numPr>
+        <w:rPr/>
+      </w:pPr>
+      <w:r>
+        <w:rPr/>
+        <w:t>Use the following command to delete the local version of the branch (modify the branch name):</w:t>
+      </w:r>
+    </w:p>
+    <w:p>
+      <w:pPr>
+        <w:pStyle w:val="FirstParagraph"/>
+        <w:rPr>
+          <w:highlight w:val="none"/>
+          <w:shd w:fill="DDDDDD" w:val="clear"/>
+        </w:rPr>
+      </w:pPr>
+      <w:r>
+        <w:rPr>
+          <w:shd w:fill="DDDDDD" w:val="clear"/>
+        </w:rPr>
+        <w:t>git branch -d dev-adrian</w:t>
+      </w:r>
+    </w:p>
+    <w:p>
+      <w:pPr>
+        <w:pStyle w:val="Compact"/>
+        <w:numPr>
+          <w:ilvl w:val="0"/>
+          <w:numId w:val="16"/>
+        </w:numPr>
+        <w:rPr/>
+      </w:pPr>
+      <w:r>
+        <w:rPr/>
+        <w:t>Use the following command to delete the online version of the branch (modify the branch name):</w:t>
+      </w:r>
+    </w:p>
+    <w:p>
+      <w:pPr>
+        <w:pStyle w:val="FirstParagraph"/>
+        <w:rPr>
+          <w:highlight w:val="none"/>
+          <w:shd w:fill="DDDDDD" w:val="clear"/>
+        </w:rPr>
+      </w:pPr>
+      <w:r>
+        <w:rPr>
+          <w:shd w:fill="DDDDDD" w:val="clear"/>
+        </w:rPr>
+        <w:t>git push origin –delete dev-adrian</w:t>
+      </w:r>
+    </w:p>
+    <w:p>
+      <w:pPr>
+        <w:pStyle w:val="TextBody"/>
+        <w:spacing w:lineRule="auto" w:line="276" w:before="0" w:after="140"/>
+        <w:rPr/>
+      </w:pPr>
+      <w:r>
+        <w:rPr/>
+        <w:t>That’s it. Don’t delete a branch unless you’re sure of what you’re doing, as it’s hard to recover a branch once deleted.</w:t>
       </w:r>
     </w:p>
     <w:sectPr>
@@ -770,6 +862,244 @@
       <w:rPr/>
     </w:lvl>
   </w:abstractNum>
+  <w:abstractNum w:abstractNumId="5">
+    <w:lvl w:ilvl="0">
+      <w:start w:val="1"/>
+      <w:numFmt w:val="decimal"/>
+      <w:lvlText w:val="%1."/>
+      <w:lvlJc w:val="left"/>
+      <w:pPr>
+        <w:tabs>
+          <w:tab w:val="num" w:pos="0"/>
+        </w:tabs>
+        <w:ind w:left="480" w:hanging="480"/>
+      </w:pPr>
+      <w:rPr/>
+    </w:lvl>
+    <w:lvl w:ilvl="1">
+      <w:start w:val="1"/>
+      <w:numFmt w:val="decimal"/>
+      <w:lvlText w:val="%2."/>
+      <w:lvlJc w:val="left"/>
+      <w:pPr>
+        <w:tabs>
+          <w:tab w:val="num" w:pos="720"/>
+        </w:tabs>
+        <w:ind w:left="1200" w:hanging="480"/>
+      </w:pPr>
+      <w:rPr/>
+    </w:lvl>
+    <w:lvl w:ilvl="2">
+      <w:start w:val="1"/>
+      <w:numFmt w:val="decimal"/>
+      <w:lvlText w:val="%3."/>
+      <w:lvlJc w:val="left"/>
+      <w:pPr>
+        <w:tabs>
+          <w:tab w:val="num" w:pos="1440"/>
+        </w:tabs>
+        <w:ind w:left="1920" w:hanging="480"/>
+      </w:pPr>
+      <w:rPr/>
+    </w:lvl>
+    <w:lvl w:ilvl="3">
+      <w:start w:val="1"/>
+      <w:numFmt w:val="decimal"/>
+      <w:lvlText w:val="%4."/>
+      <w:lvlJc w:val="left"/>
+      <w:pPr>
+        <w:tabs>
+          <w:tab w:val="num" w:pos="2160"/>
+        </w:tabs>
+        <w:ind w:left="2640" w:hanging="480"/>
+      </w:pPr>
+      <w:rPr/>
+    </w:lvl>
+    <w:lvl w:ilvl="4">
+      <w:start w:val="1"/>
+      <w:numFmt w:val="decimal"/>
+      <w:lvlText w:val="%5."/>
+      <w:lvlJc w:val="left"/>
+      <w:pPr>
+        <w:tabs>
+          <w:tab w:val="num" w:pos="2880"/>
+        </w:tabs>
+        <w:ind w:left="3360" w:hanging="480"/>
+      </w:pPr>
+      <w:rPr/>
+    </w:lvl>
+    <w:lvl w:ilvl="5">
+      <w:start w:val="1"/>
+      <w:numFmt w:val="decimal"/>
+      <w:lvlText w:val="%6."/>
+      <w:lvlJc w:val="left"/>
+      <w:pPr>
+        <w:tabs>
+          <w:tab w:val="num" w:pos="3600"/>
+        </w:tabs>
+        <w:ind w:left="4080" w:hanging="480"/>
+      </w:pPr>
+      <w:rPr/>
+    </w:lvl>
+    <w:lvl w:ilvl="6">
+      <w:start w:val="1"/>
+      <w:numFmt w:val="decimal"/>
+      <w:lvlText w:val="%7."/>
+      <w:lvlJc w:val="left"/>
+      <w:pPr>
+        <w:tabs>
+          <w:tab w:val="num" w:pos="4320"/>
+        </w:tabs>
+        <w:ind w:left="4800" w:hanging="480"/>
+      </w:pPr>
+      <w:rPr/>
+    </w:lvl>
+    <w:lvl w:ilvl="7">
+      <w:start w:val="1"/>
+      <w:numFmt w:val="decimal"/>
+      <w:lvlText w:val="%8."/>
+      <w:lvlJc w:val="left"/>
+      <w:pPr>
+        <w:tabs>
+          <w:tab w:val="num" w:pos="5040"/>
+        </w:tabs>
+        <w:ind w:left="5520" w:hanging="480"/>
+      </w:pPr>
+      <w:rPr/>
+    </w:lvl>
+    <w:lvl w:ilvl="8">
+      <w:start w:val="1"/>
+      <w:numFmt w:val="decimal"/>
+      <w:lvlText w:val="%9."/>
+      <w:lvlJc w:val="left"/>
+      <w:pPr>
+        <w:tabs>
+          <w:tab w:val="num" w:pos="5760"/>
+        </w:tabs>
+        <w:ind w:left="6240" w:hanging="480"/>
+      </w:pPr>
+      <w:rPr/>
+    </w:lvl>
+  </w:abstractNum>
+  <w:abstractNum w:abstractNumId="6">
+    <w:lvl w:ilvl="0">
+      <w:start w:val="2"/>
+      <w:numFmt w:val="decimal"/>
+      <w:lvlText w:val="%1."/>
+      <w:lvlJc w:val="left"/>
+      <w:pPr>
+        <w:tabs>
+          <w:tab w:val="num" w:pos="0"/>
+        </w:tabs>
+        <w:ind w:left="480" w:hanging="480"/>
+      </w:pPr>
+      <w:rPr/>
+    </w:lvl>
+    <w:lvl w:ilvl="1">
+      <w:start w:val="2"/>
+      <w:numFmt w:val="decimal"/>
+      <w:lvlText w:val="%2."/>
+      <w:lvlJc w:val="left"/>
+      <w:pPr>
+        <w:tabs>
+          <w:tab w:val="num" w:pos="720"/>
+        </w:tabs>
+        <w:ind w:left="1200" w:hanging="480"/>
+      </w:pPr>
+      <w:rPr/>
+    </w:lvl>
+    <w:lvl w:ilvl="2">
+      <w:start w:val="2"/>
+      <w:numFmt w:val="decimal"/>
+      <w:lvlText w:val="%3."/>
+      <w:lvlJc w:val="left"/>
+      <w:pPr>
+        <w:tabs>
+          <w:tab w:val="num" w:pos="1440"/>
+        </w:tabs>
+        <w:ind w:left="1920" w:hanging="480"/>
+      </w:pPr>
+      <w:rPr/>
+    </w:lvl>
+    <w:lvl w:ilvl="3">
+      <w:start w:val="2"/>
+      <w:numFmt w:val="decimal"/>
+      <w:lvlText w:val="%4."/>
+      <w:lvlJc w:val="left"/>
+      <w:pPr>
+        <w:tabs>
+          <w:tab w:val="num" w:pos="2160"/>
+        </w:tabs>
+        <w:ind w:left="2640" w:hanging="480"/>
+      </w:pPr>
+      <w:rPr/>
+    </w:lvl>
+    <w:lvl w:ilvl="4">
+      <w:start w:val="2"/>
+      <w:numFmt w:val="decimal"/>
+      <w:lvlText w:val="%5."/>
+      <w:lvlJc w:val="left"/>
+      <w:pPr>
+        <w:tabs>
+          <w:tab w:val="num" w:pos="2880"/>
+        </w:tabs>
+        <w:ind w:left="3360" w:hanging="480"/>
+      </w:pPr>
+      <w:rPr/>
+    </w:lvl>
+    <w:lvl w:ilvl="5">
+      <w:start w:val="2"/>
+      <w:numFmt w:val="decimal"/>
+      <w:lvlText w:val="%6."/>
+      <w:lvlJc w:val="left"/>
+      <w:pPr>
+        <w:tabs>
+          <w:tab w:val="num" w:pos="3600"/>
+        </w:tabs>
+        <w:ind w:left="4080" w:hanging="480"/>
+      </w:pPr>
+      <w:rPr/>
+    </w:lvl>
+    <w:lvl w:ilvl="6">
+      <w:start w:val="2"/>
+      <w:numFmt w:val="decimal"/>
+      <w:lvlText w:val="%7."/>
+      <w:lvlJc w:val="left"/>
+      <w:pPr>
+        <w:tabs>
+          <w:tab w:val="num" w:pos="4320"/>
+        </w:tabs>
+        <w:ind w:left="4800" w:hanging="480"/>
+      </w:pPr>
+      <w:rPr/>
+    </w:lvl>
+    <w:lvl w:ilvl="7">
+      <w:start w:val="2"/>
+      <w:numFmt w:val="decimal"/>
+      <w:lvlText w:val="%8."/>
+      <w:lvlJc w:val="left"/>
+      <w:pPr>
+        <w:tabs>
+          <w:tab w:val="num" w:pos="5040"/>
+        </w:tabs>
+        <w:ind w:left="5520" w:hanging="480"/>
+      </w:pPr>
+      <w:rPr/>
+    </w:lvl>
+    <w:lvl w:ilvl="8">
+      <w:start w:val="2"/>
+      <w:numFmt w:val="decimal"/>
+      <w:lvlText w:val="%9."/>
+      <w:lvlJc w:val="left"/>
+      <w:pPr>
+        <w:tabs>
+          <w:tab w:val="num" w:pos="5760"/>
+        </w:tabs>
+        <w:ind w:left="6240" w:hanging="480"/>
+      </w:pPr>
+      <w:rPr/>
+    </w:lvl>
+  </w:abstractNum>
   <w:num w:numId="1">
     <w:abstractNumId w:val="1"/>
   </w:num>
@@ -783,16 +1113,10 @@
     <w:abstractNumId w:val="4"/>
   </w:num>
   <w:num w:numId="5">
-    <w:abstractNumId w:val="2"/>
-    <w:lvlOverride w:ilvl="0">
-      <w:startOverride w:val="1"/>
-    </w:lvlOverride>
+    <w:abstractNumId w:val="5"/>
   </w:num>
   <w:num w:numId="6">
-    <w:abstractNumId w:val="3"/>
-    <w:lvlOverride w:ilvl="0">
-      <w:startOverride w:val="7"/>
-    </w:lvlOverride>
+    <w:abstractNumId w:val="6"/>
   </w:num>
   <w:num w:numId="7">
     <w:abstractNumId w:val="2"/>
@@ -801,16 +1125,43 @@
     </w:lvlOverride>
   </w:num>
   <w:num w:numId="8">
-    <w:abstractNumId w:val="2"/>
+    <w:abstractNumId w:val="3"/>
+    <w:lvlOverride w:ilvl="0">
+      <w:startOverride w:val="7"/>
+    </w:lvlOverride>
   </w:num>
   <w:num w:numId="9">
     <w:abstractNumId w:val="2"/>
+    <w:lvlOverride w:ilvl="0">
+      <w:startOverride w:val="1"/>
+    </w:lvlOverride>
   </w:num>
   <w:num w:numId="10">
     <w:abstractNumId w:val="2"/>
   </w:num>
   <w:num w:numId="11">
     <w:abstractNumId w:val="2"/>
+  </w:num>
+  <w:num w:numId="12">
+    <w:abstractNumId w:val="2"/>
+  </w:num>
+  <w:num w:numId="13">
+    <w:abstractNumId w:val="2"/>
+  </w:num>
+  <w:num w:numId="14">
+    <w:abstractNumId w:val="2"/>
+    <w:lvlOverride w:ilvl="0">
+      <w:startOverride w:val="1"/>
+    </w:lvlOverride>
+  </w:num>
+  <w:num w:numId="15">
+    <w:abstractNumId w:val="2"/>
+  </w:num>
+  <w:num w:numId="16">
+    <w:abstractNumId w:val="6"/>
+    <w:lvlOverride w:ilvl="0">
+      <w:startOverride w:val="2"/>
+    </w:lvlOverride>
   </w:num>
 </w:numbering>
 </file>
